--- a/Python for Algorithmic Trading/NCKH/Bài stock toán/submission/JEMF_submission/03_Supplementary_material.docx
+++ b/Python for Algorithmic Trading/NCKH/Bài stock toán/submission/JEMF_submission/03_Supplementary_material.docx
@@ -13,7 +13,7 @@
           <w:sz w:val="32"/>
           <w:szCs w:val="32"/>
         </w:rPr>
-        <w:t xml:space="preserve">Supplementary Material: How Much of a Nested Index Correlation Is Construction? A Scale-Wise Part–Whole Decomposition with Evidence from Vietnam</w:t>
+        <w:t xml:space="preserve">Supplementary Material: How Much of a Nested Index Correlation Is Constructed? A Scale-Wise Part–Whole Decomposition with Evidence from Vietnam</w:t>
       </w:r>
     </w:p>
     <w:p>

--- a/Python for Algorithmic Trading/NCKH/Bài stock toán/submission/JEMF_submission/03_Supplementary_material.docx
+++ b/Python for Algorithmic Trading/NCKH/Bài stock toán/submission/JEMF_submission/03_Supplementary_material.docx
@@ -20720,16 +20720,9 @@
     <w:basedOn w:val="Normal"/>
     <w:rsid w:val="000019C6"/>
     <w:pPr>
-      <w:numPr>
-        <w:numId w:val="11"/>
-      </w:numPr>
-      <w:tabs>
-        <w:tab w:pos="341" w:val="left"/>
-      </w:tabs>
-      <w:overflowPunct w:val="0"/>
-      <w:autoSpaceDE w:val="0"/>
-      <w:spacing w:line="220" w:lineRule="atLeast"/>
-      <w:jc w:val="both"/>
+      <w:spacing w:line="240" w:lineRule="auto"/>
+      <w:ind w:hanging="425" w:left="425"/>
+      <w:jc w:val="left"/>
     </w:pPr>
     <w:rPr>
       <w:sz w:val="18"/>
